--- a/gen-sticker-docs/originals/09 – Input Validation Summary.docx
+++ b/gen-sticker-docs/originals/09 – Input Validation Summary.docx
@@ -162,7 +162,7 @@
           </w:tcPr>
           <w:p>
             <w:r>
-              <w:t>1.0</w:t>
+              <w:t>1.1</w:t>
             </w:r>
           </w:p>
         </w:tc>
@@ -219,7 +219,7 @@
           </w:tcPr>
           <w:p>
             <w:r>
-              <w:t>kien_v5 @ c09e26a</w:t>
+              <w:t>kien_v5 @ 4d23b9a</w:t>
             </w:r>
           </w:p>
         </w:tc>
@@ -333,7 +333,7 @@
           </w:tcPr>
           <w:p>
             <w:r>
-              <w:t>2026-08-09</w:t>
+              <w:t>2026-08-10</w:t>
             </w:r>
           </w:p>
         </w:tc>
@@ -532,6 +532,16 @@
       </w:r>
     </w:p>
     <w:p>
+      <w:pPr>
+        <w:pStyle w:val="ListBullet"/>
+        <w:spacing w:after="20"/>
+        <w:ind w:left="288"/>
+      </w:pPr>
+      <w:r>
+        <w:t>12. Gate đúng một khuôn mặt trong browser</w:t>
+      </w:r>
+    </w:p>
+    <w:p>
       <w:r>
         <w:br w:type="page"/>
       </w:r>
@@ -585,6 +595,7 @@
       <w:tr>
         <w:trPr>
           <w:tblHeader w:val="true"/>
+          <w:cantSplit/>
         </w:trPr>
         <w:tc>
           <w:tcPr>
@@ -608,6 +619,7 @@
           </w:tcPr>
           <w:p>
             <w:pPr>
+              <w:keepNext/>
               <w:jc w:val="left"/>
             </w:pPr>
             <w:r>
@@ -643,6 +655,7 @@
           </w:tcPr>
           <w:p>
             <w:pPr>
+              <w:keepNext/>
               <w:jc w:val="left"/>
             </w:pPr>
             <w:r>
@@ -678,6 +691,7 @@
           </w:tcPr>
           <w:p>
             <w:pPr>
+              <w:keepNext/>
               <w:jc w:val="left"/>
             </w:pPr>
             <w:r>
@@ -713,6 +727,7 @@
           </w:tcPr>
           <w:p>
             <w:pPr>
+              <w:keepNext/>
               <w:jc w:val="left"/>
             </w:pPr>
             <w:r>
@@ -728,6 +743,9 @@
         </w:tc>
       </w:tr>
       <w:tr>
+        <w:trPr>
+          <w:cantSplit/>
+        </w:trPr>
         <w:tc>
           <w:tcPr>
             <w:tcW w:type="dxa" w:w="2416"/>
@@ -870,6 +888,9 @@
         </w:tc>
       </w:tr>
       <w:tr>
+        <w:trPr>
+          <w:cantSplit/>
+        </w:trPr>
         <w:tc>
           <w:tcPr>
             <w:tcW w:type="dxa" w:w="2416"/>
@@ -1012,6 +1033,9 @@
         </w:tc>
       </w:tr>
       <w:tr>
+        <w:trPr>
+          <w:cantSplit/>
+        </w:trPr>
         <w:tc>
           <w:tcPr>
             <w:tcW w:type="dxa" w:w="2416"/>
@@ -1154,6 +1178,9 @@
         </w:tc>
       </w:tr>
       <w:tr>
+        <w:trPr>
+          <w:cantSplit/>
+        </w:trPr>
         <w:tc>
           <w:tcPr>
             <w:tcW w:type="dxa" w:w="2416"/>
@@ -1296,6 +1323,9 @@
         </w:tc>
       </w:tr>
       <w:tr>
+        <w:trPr>
+          <w:cantSplit/>
+        </w:trPr>
         <w:tc>
           <w:tcPr>
             <w:tcW w:type="dxa" w:w="2416"/>
@@ -1438,6 +1468,9 @@
         </w:tc>
       </w:tr>
       <w:tr>
+        <w:trPr>
+          <w:cantSplit/>
+        </w:trPr>
         <w:tc>
           <w:tcPr>
             <w:tcW w:type="dxa" w:w="2416"/>
@@ -1580,6 +1613,9 @@
         </w:tc>
       </w:tr>
       <w:tr>
+        <w:trPr>
+          <w:cantSplit/>
+        </w:trPr>
         <w:tc>
           <w:tcPr>
             <w:tcW w:type="dxa" w:w="2416"/>
@@ -1724,8 +1760,14 @@
     </w:tbl>
     <w:p>
       <w:pPr>
-        <w:spacing w:after="20"/>
+        <w:spacing w:before="0" w:after="0" w:line="20" w:lineRule="exact"/>
       </w:pPr>
+      <w:r>
+        <w:rPr>
+          <w:sz w:val="2"/>
+        </w:rPr>
+        <w:t xml:space="preserve"> </w:t>
+      </w:r>
     </w:p>
     <w:p>
       <w:pPr>
@@ -1742,8 +1784,8 @@
       <w:r>
         <w:drawing>
           <wp:inline xmlns:a="http://schemas.openxmlformats.org/drawingml/2006/main" xmlns:pic="http://schemas.openxmlformats.org/drawingml/2006/picture">
-            <wp:extent cx="6080760" cy="3420428"/>
-            <wp:docPr id="1" name="Picture 1" title="Validation theo từng trust boundary" descr="Năm bước Browser, FastAPI, Sanitize, Provider guard và Decode; bên dưới nêu safe rejection, gap và privacy boundary."/>
+            <wp:extent cx="5760720" cy="3240405"/>
+            <wp:docPr id="1" name="Picture 1" title="Exact-one face gate và validation boundaries" descr="Sáu lớp gồm browser MIME/size, MediaPipe exact-one-face, FastAPI bytes/decode, sanitize, provider guard và response decode; fail closed không tạo job nhưng backend chưa kiểm lại semantic."/>
             <wp:cNvGraphicFramePr>
               <a:graphicFrameLocks noChangeAspect="1"/>
             </wp:cNvGraphicFramePr>
@@ -1763,7 +1805,7 @@
                   <pic:spPr>
                     <a:xfrm>
                       <a:off x="0" y="0"/>
-                      <a:ext cx="6080760" cy="3420428"/>
+                      <a:ext cx="5760720" cy="3240405"/>
                     </a:xfrm>
                     <a:prstGeom prst="rect"/>
                   </pic:spPr>
@@ -1781,7 +1823,7 @@
         <w:jc w:val="center"/>
       </w:pPr>
       <w:r>
-        <w:t>Hình GS-DOC-09.1 — Validation theo từng trust boundary. Các lớp validation từ browser đến decode response của provider.</w:t>
+        <w:t>Hình GS-DOC-09.1 — Exact-one face gate và validation boundaries. Validation tách technical file gate và exact-one-face semantic gate chạy cục bộ trước FastAPI/provider.</w:t>
       </w:r>
     </w:p>
     <w:tbl>
@@ -1836,7 +1878,7 @@
                 <w:color w:val="475569"/>
                 <w:sz w:val="16"/>
               </w:rPr>
-              <w:t>Năm bước Browser, FastAPI, Sanitize, Provider guard và Decode; bên dưới nêu safe rejection, gap và privacy boundary.</w:t>
+              <w:t>Sáu lớp gồm browser MIME/size, MediaPipe exact-one-face, FastAPI bytes/decode, sanitize, provider guard và response decode; fail closed không tạo job nhưng backend chưa kiểm lại semantic.</w:t>
             </w:r>
           </w:p>
         </w:tc>
@@ -1844,7 +1886,7 @@
     </w:tbl>
     <w:p>
       <w:pPr>
-        <w:spacing w:after="160"/>
+        <w:spacing w:after="80"/>
         <w:jc w:val="center"/>
       </w:pPr>
       <w:r>
@@ -1853,7 +1895,7 @@
           <w:color w:val="475569"/>
           <w:sz w:val="14"/>
         </w:rPr>
-        <w:t>Nguồn: frontend/src/hooks/useImageUpload.ts; backend/app/api/stickers.py; backend/sticker_generation/providers/openai_image.py · baseline kien_v5</w:t>
+        <w:t>Nguồn: frontend/src/hooks/useImageUpload.ts; frontend/src/services/faceDetectionService.ts; frontend/src/workers/faceDetector.worker.ts; backend/app/api/stickers.py · baseline kien_v5</w:t>
       </w:r>
     </w:p>
     <w:p>
@@ -1937,6 +1979,7 @@
       <w:tr>
         <w:trPr>
           <w:tblHeader w:val="true"/>
+          <w:cantSplit/>
         </w:trPr>
         <w:tc>
           <w:tcPr>
@@ -1960,6 +2003,7 @@
           </w:tcPr>
           <w:p>
             <w:pPr>
+              <w:keepNext/>
               <w:jc w:val="left"/>
             </w:pPr>
             <w:r>
@@ -1995,6 +2039,7 @@
           </w:tcPr>
           <w:p>
             <w:pPr>
+              <w:keepNext/>
               <w:jc w:val="left"/>
             </w:pPr>
             <w:r>
@@ -2030,6 +2075,7 @@
           </w:tcPr>
           <w:p>
             <w:pPr>
+              <w:keepNext/>
               <w:jc w:val="left"/>
             </w:pPr>
             <w:r>
@@ -2065,6 +2111,7 @@
           </w:tcPr>
           <w:p>
             <w:pPr>
+              <w:keepNext/>
               <w:jc w:val="left"/>
             </w:pPr>
             <w:r>
@@ -2080,6 +2127,9 @@
         </w:tc>
       </w:tr>
       <w:tr>
+        <w:trPr>
+          <w:cantSplit/>
+        </w:trPr>
         <w:tc>
           <w:tcPr>
             <w:tcW w:type="dxa" w:w="2416"/>
@@ -2222,6 +2272,9 @@
         </w:tc>
       </w:tr>
       <w:tr>
+        <w:trPr>
+          <w:cantSplit/>
+        </w:trPr>
         <w:tc>
           <w:tcPr>
             <w:tcW w:type="dxa" w:w="2416"/>
@@ -2364,6 +2417,9 @@
         </w:tc>
       </w:tr>
       <w:tr>
+        <w:trPr>
+          <w:cantSplit/>
+        </w:trPr>
         <w:tc>
           <w:tcPr>
             <w:tcW w:type="dxa" w:w="2416"/>
@@ -2508,8 +2564,14 @@
     </w:tbl>
     <w:p>
       <w:pPr>
-        <w:spacing w:after="20"/>
+        <w:spacing w:before="0" w:after="0" w:line="20" w:lineRule="exact"/>
       </w:pPr>
+      <w:r>
+        <w:rPr>
+          <w:sz w:val="2"/>
+        </w:rPr>
+        <w:t xml:space="preserve"> </w:t>
+      </w:r>
     </w:p>
     <w:p>
       <w:pPr>
@@ -2735,6 +2797,7 @@
       <w:tr>
         <w:trPr>
           <w:tblHeader w:val="true"/>
+          <w:cantSplit/>
         </w:trPr>
         <w:tc>
           <w:tcPr>
@@ -2758,6 +2821,7 @@
           </w:tcPr>
           <w:p>
             <w:pPr>
+              <w:keepNext/>
               <w:jc w:val="left"/>
             </w:pPr>
             <w:r>
@@ -2793,6 +2857,7 @@
           </w:tcPr>
           <w:p>
             <w:pPr>
+              <w:keepNext/>
               <w:jc w:val="left"/>
             </w:pPr>
             <w:r>
@@ -2828,6 +2893,7 @@
           </w:tcPr>
           <w:p>
             <w:pPr>
+              <w:keepNext/>
               <w:jc w:val="left"/>
             </w:pPr>
             <w:r>
@@ -2863,6 +2929,7 @@
           </w:tcPr>
           <w:p>
             <w:pPr>
+              <w:keepNext/>
               <w:jc w:val="left"/>
             </w:pPr>
             <w:r>
@@ -2878,6 +2945,9 @@
         </w:tc>
       </w:tr>
       <w:tr>
+        <w:trPr>
+          <w:cantSplit/>
+        </w:trPr>
         <w:tc>
           <w:tcPr>
             <w:tcW w:type="dxa" w:w="2416"/>
@@ -3020,6 +3090,9 @@
         </w:tc>
       </w:tr>
       <w:tr>
+        <w:trPr>
+          <w:cantSplit/>
+        </w:trPr>
         <w:tc>
           <w:tcPr>
             <w:tcW w:type="dxa" w:w="2416"/>
@@ -3162,6 +3235,9 @@
         </w:tc>
       </w:tr>
       <w:tr>
+        <w:trPr>
+          <w:cantSplit/>
+        </w:trPr>
         <w:tc>
           <w:tcPr>
             <w:tcW w:type="dxa" w:w="2416"/>
@@ -3304,6 +3380,9 @@
         </w:tc>
       </w:tr>
       <w:tr>
+        <w:trPr>
+          <w:cantSplit/>
+        </w:trPr>
         <w:tc>
           <w:tcPr>
             <w:tcW w:type="dxa" w:w="2416"/>
@@ -3446,6 +3525,9 @@
         </w:tc>
       </w:tr>
       <w:tr>
+        <w:trPr>
+          <w:cantSplit/>
+        </w:trPr>
         <w:tc>
           <w:tcPr>
             <w:tcW w:type="dxa" w:w="2416"/>
@@ -3590,8 +3672,14 @@
     </w:tbl>
     <w:p>
       <w:pPr>
-        <w:spacing w:after="20"/>
+        <w:spacing w:before="0" w:after="0" w:line="20" w:lineRule="exact"/>
       </w:pPr>
+      <w:r>
+        <w:rPr>
+          <w:sz w:val="2"/>
+        </w:rPr>
+        <w:t xml:space="preserve"> </w:t>
+      </w:r>
     </w:p>
     <w:p>
       <w:pPr>
@@ -3622,6 +3710,7 @@
       <w:tr>
         <w:trPr>
           <w:tblHeader w:val="true"/>
+          <w:cantSplit/>
         </w:trPr>
         <w:tc>
           <w:tcPr>
@@ -3645,6 +3734,7 @@
           </w:tcPr>
           <w:p>
             <w:pPr>
+              <w:keepNext/>
               <w:jc w:val="left"/>
             </w:pPr>
             <w:r>
@@ -3680,6 +3770,7 @@
           </w:tcPr>
           <w:p>
             <w:pPr>
+              <w:keepNext/>
               <w:jc w:val="left"/>
             </w:pPr>
             <w:r>
@@ -3715,6 +3806,7 @@
           </w:tcPr>
           <w:p>
             <w:pPr>
+              <w:keepNext/>
               <w:jc w:val="left"/>
             </w:pPr>
             <w:r>
@@ -3750,6 +3842,7 @@
           </w:tcPr>
           <w:p>
             <w:pPr>
+              <w:keepNext/>
               <w:jc w:val="left"/>
             </w:pPr>
             <w:r>
@@ -3765,6 +3858,9 @@
         </w:tc>
       </w:tr>
       <w:tr>
+        <w:trPr>
+          <w:cantSplit/>
+        </w:trPr>
         <w:tc>
           <w:tcPr>
             <w:tcW w:type="dxa" w:w="2416"/>
@@ -3907,6 +4003,9 @@
         </w:tc>
       </w:tr>
       <w:tr>
+        <w:trPr>
+          <w:cantSplit/>
+        </w:trPr>
         <w:tc>
           <w:tcPr>
             <w:tcW w:type="dxa" w:w="2416"/>
@@ -4049,6 +4148,9 @@
         </w:tc>
       </w:tr>
       <w:tr>
+        <w:trPr>
+          <w:cantSplit/>
+        </w:trPr>
         <w:tc>
           <w:tcPr>
             <w:tcW w:type="dxa" w:w="2416"/>
@@ -4191,6 +4293,9 @@
         </w:tc>
       </w:tr>
       <w:tr>
+        <w:trPr>
+          <w:cantSplit/>
+        </w:trPr>
         <w:tc>
           <w:tcPr>
             <w:tcW w:type="dxa" w:w="2416"/>
@@ -4333,6 +4438,9 @@
         </w:tc>
       </w:tr>
       <w:tr>
+        <w:trPr>
+          <w:cantSplit/>
+        </w:trPr>
         <w:tc>
           <w:tcPr>
             <w:tcW w:type="dxa" w:w="2416"/>
@@ -4477,8 +4585,14 @@
     </w:tbl>
     <w:p>
       <w:pPr>
-        <w:spacing w:after="20"/>
+        <w:spacing w:before="0" w:after="0" w:line="20" w:lineRule="exact"/>
       </w:pPr>
+      <w:r>
+        <w:rPr>
+          <w:sz w:val="2"/>
+        </w:rPr>
+        <w:t xml:space="preserve"> </w:t>
+      </w:r>
     </w:p>
     <w:p>
       <w:pPr>
@@ -4509,6 +4623,7 @@
       <w:tr>
         <w:trPr>
           <w:tblHeader w:val="true"/>
+          <w:cantSplit/>
         </w:trPr>
         <w:tc>
           <w:tcPr>
@@ -4532,6 +4647,7 @@
           </w:tcPr>
           <w:p>
             <w:pPr>
+              <w:keepNext/>
               <w:jc w:val="left"/>
             </w:pPr>
             <w:r>
@@ -4567,6 +4683,7 @@
           </w:tcPr>
           <w:p>
             <w:pPr>
+              <w:keepNext/>
               <w:jc w:val="left"/>
             </w:pPr>
             <w:r>
@@ -4602,6 +4719,7 @@
           </w:tcPr>
           <w:p>
             <w:pPr>
+              <w:keepNext/>
               <w:jc w:val="left"/>
             </w:pPr>
             <w:r>
@@ -4637,6 +4755,7 @@
           </w:tcPr>
           <w:p>
             <w:pPr>
+              <w:keepNext/>
               <w:jc w:val="left"/>
             </w:pPr>
             <w:r>
@@ -4652,6 +4771,9 @@
         </w:tc>
       </w:tr>
       <w:tr>
+        <w:trPr>
+          <w:cantSplit/>
+        </w:trPr>
         <w:tc>
           <w:tcPr>
             <w:tcW w:type="dxa" w:w="2416"/>
@@ -4794,6 +4916,9 @@
         </w:tc>
       </w:tr>
       <w:tr>
+        <w:trPr>
+          <w:cantSplit/>
+        </w:trPr>
         <w:tc>
           <w:tcPr>
             <w:tcW w:type="dxa" w:w="2416"/>
@@ -4936,6 +5061,9 @@
         </w:tc>
       </w:tr>
       <w:tr>
+        <w:trPr>
+          <w:cantSplit/>
+        </w:trPr>
         <w:tc>
           <w:tcPr>
             <w:tcW w:type="dxa" w:w="2416"/>
@@ -5078,6 +5206,9 @@
         </w:tc>
       </w:tr>
       <w:tr>
+        <w:trPr>
+          <w:cantSplit/>
+        </w:trPr>
         <w:tc>
           <w:tcPr>
             <w:tcW w:type="dxa" w:w="2416"/>
@@ -5220,6 +5351,9 @@
         </w:tc>
       </w:tr>
       <w:tr>
+        <w:trPr>
+          <w:cantSplit/>
+        </w:trPr>
         <w:tc>
           <w:tcPr>
             <w:tcW w:type="dxa" w:w="2416"/>
@@ -5364,8 +5498,14 @@
     </w:tbl>
     <w:p>
       <w:pPr>
-        <w:spacing w:after="20"/>
+        <w:spacing w:before="0" w:after="0" w:line="20" w:lineRule="exact"/>
       </w:pPr>
+      <w:r>
+        <w:rPr>
+          <w:sz w:val="2"/>
+        </w:rPr>
+        <w:t xml:space="preserve"> </w:t>
+      </w:r>
     </w:p>
     <w:p>
       <w:pPr>
@@ -5401,6 +5541,1311 @@
       </w:pPr>
       <w:r>
         <w:t>Tài liệu và test không được đọc hay nhúng user image/base64 runtime. Fixture chất lượng phải là hình tổng hợp hình học hoặc asset repo an toàn, không phải dữ liệu người dùng.</w:t>
+      </w:r>
+    </w:p>
+    <w:p>
+      <w:pPr>
+        <w:pStyle w:val="Heading1"/>
+        <w:keepNext/>
+      </w:pPr>
+      <w:r>
+        <w:rPr>
+          <w:color w:val="0F172A"/>
+        </w:rPr>
+        <w:t>12. Gate đúng một khuôn mặt trong browser</w:t>
+      </w:r>
+    </w:p>
+    <w:tbl>
+      <w:tblPr>
+        <w:tblStyle w:val="TableGrid"/>
+        <w:tblW w:type="auto" w:w="0"/>
+        <w:jc w:val="center"/>
+        <w:tblLayout w:type="autofit"/>
+        <w:tblLook w:firstColumn="1" w:firstRow="1" w:lastColumn="0" w:lastRow="0" w:noHBand="0" w:noVBand="1" w:val="04A0"/>
+      </w:tblPr>
+      <w:tblGrid>
+        <w:gridCol w:w="1933"/>
+        <w:gridCol w:w="1933"/>
+        <w:gridCol w:w="1933"/>
+        <w:gridCol w:w="1933"/>
+        <w:gridCol w:w="1933"/>
+      </w:tblGrid>
+      <w:tr>
+        <w:trPr>
+          <w:tblHeader w:val="true"/>
+          <w:cantSplit/>
+        </w:trPr>
+        <w:tc>
+          <w:tcPr>
+            <w:tcW w:type="dxa" w:w="1933"/>
+            <w:shd w:fill="4338CA"/>
+            <w:tcBorders>
+              <w:top w:val="single" w:sz="6" w:color="4338CA"/>
+              <w:left w:val="single" w:sz="6" w:color="4338CA"/>
+              <w:bottom w:val="single" w:sz="6" w:color="4338CA"/>
+              <w:right w:val="single" w:sz="6" w:color="4338CA"/>
+              <w:insideH w:val="single" w:sz="6" w:color="4338CA"/>
+              <w:insideV w:val="single" w:sz="6" w:color="4338CA"/>
+            </w:tcBorders>
+            <w:tcMar>
+              <w:top w:w="80" w:type="dxa"/>
+              <w:start w:w="85" w:type="dxa"/>
+              <w:bottom w:w="80" w:type="dxa"/>
+              <w:end w:w="85" w:type="dxa"/>
+            </w:tcMar>
+            <w:vAlign w:val="center"/>
+          </w:tcPr>
+          <w:p>
+            <w:pPr>
+              <w:keepNext/>
+              <w:jc w:val="left"/>
+            </w:pPr>
+            <w:r>
+              <w:rPr>
+                <w:rFonts w:ascii="Aptos" w:hAnsi="Aptos" w:eastAsia="Arial"/>
+                <w:b/>
+                <w:color w:val="FFFFFF"/>
+                <w:sz w:val="17"/>
+              </w:rPr>
+              <w:t>Lớp</w:t>
+            </w:r>
+          </w:p>
+        </w:tc>
+        <w:tc>
+          <w:tcPr>
+            <w:tcW w:type="dxa" w:w="1933"/>
+            <w:shd w:fill="4338CA"/>
+            <w:tcBorders>
+              <w:top w:val="single" w:sz="6" w:color="4338CA"/>
+              <w:left w:val="single" w:sz="6" w:color="4338CA"/>
+              <w:bottom w:val="single" w:sz="6" w:color="4338CA"/>
+              <w:right w:val="single" w:sz="6" w:color="4338CA"/>
+              <w:insideH w:val="single" w:sz="6" w:color="4338CA"/>
+              <w:insideV w:val="single" w:sz="6" w:color="4338CA"/>
+            </w:tcBorders>
+            <w:tcMar>
+              <w:top w:w="80" w:type="dxa"/>
+              <w:start w:w="85" w:type="dxa"/>
+              <w:bottom w:w="80" w:type="dxa"/>
+              <w:end w:w="85" w:type="dxa"/>
+            </w:tcMar>
+            <w:vAlign w:val="center"/>
+          </w:tcPr>
+          <w:p>
+            <w:pPr>
+              <w:keepNext/>
+              <w:jc w:val="left"/>
+            </w:pPr>
+            <w:r>
+              <w:rPr>
+                <w:rFonts w:ascii="Aptos" w:hAnsi="Aptos" w:eastAsia="Arial"/>
+                <w:b/>
+                <w:color w:val="FFFFFF"/>
+                <w:sz w:val="17"/>
+              </w:rPr>
+              <w:t>Rule/config</w:t>
+            </w:r>
+          </w:p>
+        </w:tc>
+        <w:tc>
+          <w:tcPr>
+            <w:tcW w:type="dxa" w:w="1933"/>
+            <w:shd w:fill="4338CA"/>
+            <w:tcBorders>
+              <w:top w:val="single" w:sz="6" w:color="4338CA"/>
+              <w:left w:val="single" w:sz="6" w:color="4338CA"/>
+              <w:bottom w:val="single" w:sz="6" w:color="4338CA"/>
+              <w:right w:val="single" w:sz="6" w:color="4338CA"/>
+              <w:insideH w:val="single" w:sz="6" w:color="4338CA"/>
+              <w:insideV w:val="single" w:sz="6" w:color="4338CA"/>
+            </w:tcBorders>
+            <w:tcMar>
+              <w:top w:w="80" w:type="dxa"/>
+              <w:start w:w="85" w:type="dxa"/>
+              <w:bottom w:w="80" w:type="dxa"/>
+              <w:end w:w="85" w:type="dxa"/>
+            </w:tcMar>
+            <w:vAlign w:val="center"/>
+          </w:tcPr>
+          <w:p>
+            <w:pPr>
+              <w:keepNext/>
+              <w:jc w:val="left"/>
+            </w:pPr>
+            <w:r>
+              <w:rPr>
+                <w:rFonts w:ascii="Aptos" w:hAnsi="Aptos" w:eastAsia="Arial"/>
+                <w:b/>
+                <w:color w:val="FFFFFF"/>
+                <w:sz w:val="17"/>
+              </w:rPr>
+              <w:t>Pass</w:t>
+            </w:r>
+          </w:p>
+        </w:tc>
+        <w:tc>
+          <w:tcPr>
+            <w:tcW w:type="dxa" w:w="1933"/>
+            <w:shd w:fill="4338CA"/>
+            <w:tcBorders>
+              <w:top w:val="single" w:sz="6" w:color="4338CA"/>
+              <w:left w:val="single" w:sz="6" w:color="4338CA"/>
+              <w:bottom w:val="single" w:sz="6" w:color="4338CA"/>
+              <w:right w:val="single" w:sz="6" w:color="4338CA"/>
+              <w:insideH w:val="single" w:sz="6" w:color="4338CA"/>
+              <w:insideV w:val="single" w:sz="6" w:color="4338CA"/>
+            </w:tcBorders>
+            <w:tcMar>
+              <w:top w:w="80" w:type="dxa"/>
+              <w:start w:w="85" w:type="dxa"/>
+              <w:bottom w:w="80" w:type="dxa"/>
+              <w:end w:w="85" w:type="dxa"/>
+            </w:tcMar>
+            <w:vAlign w:val="center"/>
+          </w:tcPr>
+          <w:p>
+            <w:pPr>
+              <w:keepNext/>
+              <w:jc w:val="left"/>
+            </w:pPr>
+            <w:r>
+              <w:rPr>
+                <w:rFonts w:ascii="Aptos" w:hAnsi="Aptos" w:eastAsia="Arial"/>
+                <w:b/>
+                <w:color w:val="FFFFFF"/>
+                <w:sz w:val="17"/>
+              </w:rPr>
+              <w:t>Reject/failure</w:t>
+            </w:r>
+          </w:p>
+        </w:tc>
+        <w:tc>
+          <w:tcPr>
+            <w:tcW w:type="dxa" w:w="1933"/>
+            <w:shd w:fill="4338CA"/>
+            <w:tcBorders>
+              <w:top w:val="single" w:sz="6" w:color="4338CA"/>
+              <w:left w:val="single" w:sz="6" w:color="4338CA"/>
+              <w:bottom w:val="single" w:sz="6" w:color="4338CA"/>
+              <w:right w:val="single" w:sz="6" w:color="4338CA"/>
+              <w:insideH w:val="single" w:sz="6" w:color="4338CA"/>
+              <w:insideV w:val="single" w:sz="6" w:color="4338CA"/>
+            </w:tcBorders>
+            <w:tcMar>
+              <w:top w:w="80" w:type="dxa"/>
+              <w:start w:w="85" w:type="dxa"/>
+              <w:bottom w:w="80" w:type="dxa"/>
+              <w:end w:w="85" w:type="dxa"/>
+            </w:tcMar>
+            <w:vAlign w:val="center"/>
+          </w:tcPr>
+          <w:p>
+            <w:pPr>
+              <w:keepNext/>
+              <w:jc w:val="left"/>
+            </w:pPr>
+            <w:r>
+              <w:rPr>
+                <w:rFonts w:ascii="Aptos" w:hAnsi="Aptos" w:eastAsia="Arial"/>
+                <w:b/>
+                <w:color w:val="FFFFFF"/>
+                <w:sz w:val="17"/>
+              </w:rPr>
+              <w:t>Không chứng minh</w:t>
+            </w:r>
+          </w:p>
+        </w:tc>
+      </w:tr>
+      <w:tr>
+        <w:trPr>
+          <w:cantSplit/>
+        </w:trPr>
+        <w:tc>
+          <w:tcPr>
+            <w:tcW w:type="dxa" w:w="1933"/>
+            <w:shd w:fill="FFFFFF"/>
+            <w:tcBorders>
+              <w:top w:val="single" w:sz="6" w:color="CBD5E1"/>
+              <w:left w:val="single" w:sz="6" w:color="CBD5E1"/>
+              <w:bottom w:val="single" w:sz="6" w:color="CBD5E1"/>
+              <w:right w:val="single" w:sz="6" w:color="CBD5E1"/>
+              <w:insideH w:val="single" w:sz="6" w:color="CBD5E1"/>
+              <w:insideV w:val="single" w:sz="6" w:color="CBD5E1"/>
+            </w:tcBorders>
+            <w:tcMar>
+              <w:top w:w="70" w:type="dxa"/>
+              <w:start w:w="80" w:type="dxa"/>
+              <w:bottom w:w="70" w:type="dxa"/>
+              <w:end w:w="80" w:type="dxa"/>
+            </w:tcMar>
+            <w:vAlign w:val="top"/>
+          </w:tcPr>
+          <w:p>
+            <w:pPr>
+              <w:spacing w:after="0"/>
+            </w:pPr>
+            <w:r>
+              <w:rPr>
+                <w:rFonts w:ascii="Aptos" w:hAnsi="Aptos" w:eastAsia="Arial"/>
+                <w:b w:val="0"/>
+                <w:color w:val="0F172A"/>
+                <w:sz w:val="16"/>
+              </w:rPr>
+              <w:t>Technical file</w:t>
+            </w:r>
+          </w:p>
+        </w:tc>
+        <w:tc>
+          <w:tcPr>
+            <w:tcW w:type="dxa" w:w="1933"/>
+            <w:shd w:fill="FFFFFF"/>
+            <w:tcBorders>
+              <w:top w:val="single" w:sz="6" w:color="CBD5E1"/>
+              <w:left w:val="single" w:sz="6" w:color="CBD5E1"/>
+              <w:bottom w:val="single" w:sz="6" w:color="CBD5E1"/>
+              <w:right w:val="single" w:sz="6" w:color="CBD5E1"/>
+              <w:insideH w:val="single" w:sz="6" w:color="CBD5E1"/>
+              <w:insideV w:val="single" w:sz="6" w:color="CBD5E1"/>
+            </w:tcBorders>
+            <w:tcMar>
+              <w:top w:w="70" w:type="dxa"/>
+              <w:start w:w="80" w:type="dxa"/>
+              <w:bottom w:w="70" w:type="dxa"/>
+              <w:end w:w="80" w:type="dxa"/>
+            </w:tcMar>
+            <w:vAlign w:val="top"/>
+          </w:tcPr>
+          <w:p>
+            <w:pPr>
+              <w:spacing w:after="0"/>
+            </w:pPr>
+            <w:r>
+              <w:rPr>
+                <w:rFonts w:ascii="Aptos" w:hAnsi="Aptos" w:eastAsia="Arial"/>
+                <w:b w:val="0"/>
+                <w:color w:val="0F172A"/>
+                <w:sz w:val="16"/>
+              </w:rPr>
+              <w:t>JPEG/PNG/WebP; ≤15 MiB</w:t>
+            </w:r>
+          </w:p>
+        </w:tc>
+        <w:tc>
+          <w:tcPr>
+            <w:tcW w:type="dxa" w:w="1933"/>
+            <w:shd w:fill="FFFFFF"/>
+            <w:tcBorders>
+              <w:top w:val="single" w:sz="6" w:color="CBD5E1"/>
+              <w:left w:val="single" w:sz="6" w:color="CBD5E1"/>
+              <w:bottom w:val="single" w:sz="6" w:color="CBD5E1"/>
+              <w:right w:val="single" w:sz="6" w:color="CBD5E1"/>
+              <w:insideH w:val="single" w:sz="6" w:color="CBD5E1"/>
+              <w:insideV w:val="single" w:sz="6" w:color="CBD5E1"/>
+            </w:tcBorders>
+            <w:tcMar>
+              <w:top w:w="70" w:type="dxa"/>
+              <w:start w:w="80" w:type="dxa"/>
+              <w:bottom w:w="70" w:type="dxa"/>
+              <w:end w:w="80" w:type="dxa"/>
+            </w:tcMar>
+            <w:vAlign w:val="top"/>
+          </w:tcPr>
+          <w:p>
+            <w:pPr>
+              <w:spacing w:after="0"/>
+            </w:pPr>
+            <w:r>
+              <w:rPr>
+                <w:rFonts w:ascii="Aptos" w:hAnsi="Aptos" w:eastAsia="Arial"/>
+                <w:b w:val="0"/>
+                <w:color w:val="0F172A"/>
+                <w:sz w:val="16"/>
+              </w:rPr>
+              <w:t>Bắt đầu face check</w:t>
+            </w:r>
+          </w:p>
+        </w:tc>
+        <w:tc>
+          <w:tcPr>
+            <w:tcW w:type="dxa" w:w="1933"/>
+            <w:shd w:fill="FFFFFF"/>
+            <w:tcBorders>
+              <w:top w:val="single" w:sz="6" w:color="CBD5E1"/>
+              <w:left w:val="single" w:sz="6" w:color="CBD5E1"/>
+              <w:bottom w:val="single" w:sz="6" w:color="CBD5E1"/>
+              <w:right w:val="single" w:sz="6" w:color="CBD5E1"/>
+              <w:insideH w:val="single" w:sz="6" w:color="CBD5E1"/>
+              <w:insideV w:val="single" w:sz="6" w:color="CBD5E1"/>
+            </w:tcBorders>
+            <w:tcMar>
+              <w:top w:w="70" w:type="dxa"/>
+              <w:start w:w="80" w:type="dxa"/>
+              <w:bottom w:w="70" w:type="dxa"/>
+              <w:end w:w="80" w:type="dxa"/>
+            </w:tcMar>
+            <w:vAlign w:val="top"/>
+          </w:tcPr>
+          <w:p>
+            <w:pPr>
+              <w:spacing w:after="0"/>
+            </w:pPr>
+            <w:r>
+              <w:rPr>
+                <w:rFonts w:ascii="Aptos" w:hAnsi="Aptos" w:eastAsia="Arial"/>
+                <w:b w:val="0"/>
+                <w:color w:val="0F172A"/>
+                <w:sz w:val="16"/>
+              </w:rPr>
+              <w:t>Inline file error</w:t>
+            </w:r>
+          </w:p>
+        </w:tc>
+        <w:tc>
+          <w:tcPr>
+            <w:tcW w:type="dxa" w:w="1933"/>
+            <w:shd w:fill="FFFFFF"/>
+            <w:tcBorders>
+              <w:top w:val="single" w:sz="6" w:color="CBD5E1"/>
+              <w:left w:val="single" w:sz="6" w:color="CBD5E1"/>
+              <w:bottom w:val="single" w:sz="6" w:color="CBD5E1"/>
+              <w:right w:val="single" w:sz="6" w:color="CBD5E1"/>
+              <w:insideH w:val="single" w:sz="6" w:color="CBD5E1"/>
+              <w:insideV w:val="single" w:sz="6" w:color="CBD5E1"/>
+            </w:tcBorders>
+            <w:tcMar>
+              <w:top w:w="70" w:type="dxa"/>
+              <w:start w:w="80" w:type="dxa"/>
+              <w:bottom w:w="70" w:type="dxa"/>
+              <w:end w:w="80" w:type="dxa"/>
+            </w:tcMar>
+            <w:vAlign w:val="top"/>
+          </w:tcPr>
+          <w:p>
+            <w:pPr>
+              <w:spacing w:after="0"/>
+            </w:pPr>
+            <w:r>
+              <w:rPr>
+                <w:rFonts w:ascii="Aptos" w:hAnsi="Aptos" w:eastAsia="Arial"/>
+                <w:b w:val="0"/>
+                <w:color w:val="0F172A"/>
+                <w:sz w:val="16"/>
+              </w:rPr>
+              <w:t>Nội dung ảnh</w:t>
+            </w:r>
+          </w:p>
+        </w:tc>
+      </w:tr>
+      <w:tr>
+        <w:trPr>
+          <w:cantSplit/>
+        </w:trPr>
+        <w:tc>
+          <w:tcPr>
+            <w:tcW w:type="dxa" w:w="1933"/>
+            <w:shd w:fill="F8FAFC"/>
+            <w:tcBorders>
+              <w:top w:val="single" w:sz="6" w:color="CBD5E1"/>
+              <w:left w:val="single" w:sz="6" w:color="CBD5E1"/>
+              <w:bottom w:val="single" w:sz="6" w:color="CBD5E1"/>
+              <w:right w:val="single" w:sz="6" w:color="CBD5E1"/>
+              <w:insideH w:val="single" w:sz="6" w:color="CBD5E1"/>
+              <w:insideV w:val="single" w:sz="6" w:color="CBD5E1"/>
+            </w:tcBorders>
+            <w:tcMar>
+              <w:top w:w="70" w:type="dxa"/>
+              <w:start w:w="80" w:type="dxa"/>
+              <w:bottom w:w="70" w:type="dxa"/>
+              <w:end w:w="80" w:type="dxa"/>
+            </w:tcMar>
+            <w:vAlign w:val="top"/>
+          </w:tcPr>
+          <w:p>
+            <w:pPr>
+              <w:spacing w:after="0"/>
+            </w:pPr>
+            <w:r>
+              <w:rPr>
+                <w:rFonts w:ascii="Aptos" w:hAnsi="Aptos" w:eastAsia="Arial"/>
+                <w:b w:val="0"/>
+                <w:color w:val="0F172A"/>
+                <w:sz w:val="16"/>
+              </w:rPr>
+              <w:t>MediaPipe model</w:t>
+            </w:r>
+          </w:p>
+        </w:tc>
+        <w:tc>
+          <w:tcPr>
+            <w:tcW w:type="dxa" w:w="1933"/>
+            <w:shd w:fill="F8FAFC"/>
+            <w:tcBorders>
+              <w:top w:val="single" w:sz="6" w:color="CBD5E1"/>
+              <w:left w:val="single" w:sz="6" w:color="CBD5E1"/>
+              <w:bottom w:val="single" w:sz="6" w:color="CBD5E1"/>
+              <w:right w:val="single" w:sz="6" w:color="CBD5E1"/>
+              <w:insideH w:val="single" w:sz="6" w:color="CBD5E1"/>
+              <w:insideV w:val="single" w:sz="6" w:color="CBD5E1"/>
+            </w:tcBorders>
+            <w:tcMar>
+              <w:top w:w="70" w:type="dxa"/>
+              <w:start w:w="80" w:type="dxa"/>
+              <w:bottom w:w="70" w:type="dxa"/>
+              <w:end w:w="80" w:type="dxa"/>
+            </w:tcMar>
+            <w:vAlign w:val="top"/>
+          </w:tcPr>
+          <w:p>
+            <w:pPr>
+              <w:spacing w:after="0"/>
+            </w:pPr>
+            <w:r>
+              <w:rPr>
+                <w:rFonts w:ascii="Aptos" w:hAnsi="Aptos" w:eastAsia="Arial"/>
+                <w:b w:val="0"/>
+                <w:color w:val="0F172A"/>
+                <w:sz w:val="16"/>
+              </w:rPr>
+              <w:t>BlazeFace short-range; IMAGE; CPU; confidence 0.6; suppression 0.3</w:t>
+            </w:r>
+          </w:p>
+        </w:tc>
+        <w:tc>
+          <w:tcPr>
+            <w:tcW w:type="dxa" w:w="1933"/>
+            <w:shd w:fill="F8FAFC"/>
+            <w:tcBorders>
+              <w:top w:val="single" w:sz="6" w:color="CBD5E1"/>
+              <w:left w:val="single" w:sz="6" w:color="CBD5E1"/>
+              <w:bottom w:val="single" w:sz="6" w:color="CBD5E1"/>
+              <w:right w:val="single" w:sz="6" w:color="CBD5E1"/>
+              <w:insideH w:val="single" w:sz="6" w:color="CBD5E1"/>
+              <w:insideV w:val="single" w:sz="6" w:color="CBD5E1"/>
+            </w:tcBorders>
+            <w:tcMar>
+              <w:top w:w="70" w:type="dxa"/>
+              <w:start w:w="80" w:type="dxa"/>
+              <w:bottom w:w="70" w:type="dxa"/>
+              <w:end w:w="80" w:type="dxa"/>
+            </w:tcMar>
+            <w:vAlign w:val="top"/>
+          </w:tcPr>
+          <w:p>
+            <w:pPr>
+              <w:spacing w:after="0"/>
+            </w:pPr>
+            <w:r>
+              <w:rPr>
+                <w:rFonts w:ascii="Aptos" w:hAnsi="Aptos" w:eastAsia="Arial"/>
+                <w:b w:val="0"/>
+                <w:color w:val="0F172A"/>
+                <w:sz w:val="16"/>
+              </w:rPr>
+              <w:t>detections.length = 1</w:t>
+            </w:r>
+          </w:p>
+        </w:tc>
+        <w:tc>
+          <w:tcPr>
+            <w:tcW w:type="dxa" w:w="1933"/>
+            <w:shd w:fill="F8FAFC"/>
+            <w:tcBorders>
+              <w:top w:val="single" w:sz="6" w:color="CBD5E1"/>
+              <w:left w:val="single" w:sz="6" w:color="CBD5E1"/>
+              <w:bottom w:val="single" w:sz="6" w:color="CBD5E1"/>
+              <w:right w:val="single" w:sz="6" w:color="CBD5E1"/>
+              <w:insideH w:val="single" w:sz="6" w:color="CBD5E1"/>
+              <w:insideV w:val="single" w:sz="6" w:color="CBD5E1"/>
+            </w:tcBorders>
+            <w:tcMar>
+              <w:top w:w="70" w:type="dxa"/>
+              <w:start w:w="80" w:type="dxa"/>
+              <w:bottom w:w="70" w:type="dxa"/>
+              <w:end w:w="80" w:type="dxa"/>
+            </w:tcMar>
+            <w:vAlign w:val="top"/>
+          </w:tcPr>
+          <w:p>
+            <w:pPr>
+              <w:spacing w:after="0"/>
+            </w:pPr>
+            <w:r>
+              <w:rPr>
+                <w:rFonts w:ascii="Aptos" w:hAnsi="Aptos" w:eastAsia="Arial"/>
+                <w:b w:val="0"/>
+                <w:color w:val="0F172A"/>
+                <w:sz w:val="16"/>
+              </w:rPr>
+              <w:t>0 hoặc &gt;1 mặt</w:t>
+            </w:r>
+          </w:p>
+        </w:tc>
+        <w:tc>
+          <w:tcPr>
+            <w:tcW w:type="dxa" w:w="1933"/>
+            <w:shd w:fill="F8FAFC"/>
+            <w:tcBorders>
+              <w:top w:val="single" w:sz="6" w:color="CBD5E1"/>
+              <w:left w:val="single" w:sz="6" w:color="CBD5E1"/>
+              <w:bottom w:val="single" w:sz="6" w:color="CBD5E1"/>
+              <w:right w:val="single" w:sz="6" w:color="CBD5E1"/>
+              <w:insideH w:val="single" w:sz="6" w:color="CBD5E1"/>
+              <w:insideV w:val="single" w:sz="6" w:color="CBD5E1"/>
+            </w:tcBorders>
+            <w:tcMar>
+              <w:top w:w="70" w:type="dxa"/>
+              <w:start w:w="80" w:type="dxa"/>
+              <w:bottom w:w="70" w:type="dxa"/>
+              <w:end w:w="80" w:type="dxa"/>
+            </w:tcMar>
+            <w:vAlign w:val="top"/>
+          </w:tcPr>
+          <w:p>
+            <w:pPr>
+              <w:spacing w:after="0"/>
+            </w:pPr>
+            <w:r>
+              <w:rPr>
+                <w:rFonts w:ascii="Aptos" w:hAnsi="Aptos" w:eastAsia="Arial"/>
+                <w:b w:val="0"/>
+                <w:color w:val="0F172A"/>
+                <w:sz w:val="16"/>
+              </w:rPr>
+              <w:t>Đúng một người, identity, liveness</w:t>
+            </w:r>
+          </w:p>
+        </w:tc>
+      </w:tr>
+      <w:tr>
+        <w:trPr>
+          <w:cantSplit/>
+        </w:trPr>
+        <w:tc>
+          <w:tcPr>
+            <w:tcW w:type="dxa" w:w="1933"/>
+            <w:shd w:fill="FFFFFF"/>
+            <w:tcBorders>
+              <w:top w:val="single" w:sz="6" w:color="CBD5E1"/>
+              <w:left w:val="single" w:sz="6" w:color="CBD5E1"/>
+              <w:bottom w:val="single" w:sz="6" w:color="CBD5E1"/>
+              <w:right w:val="single" w:sz="6" w:color="CBD5E1"/>
+              <w:insideH w:val="single" w:sz="6" w:color="CBD5E1"/>
+              <w:insideV w:val="single" w:sz="6" w:color="CBD5E1"/>
+            </w:tcBorders>
+            <w:tcMar>
+              <w:top w:w="70" w:type="dxa"/>
+              <w:start w:w="80" w:type="dxa"/>
+              <w:bottom w:w="70" w:type="dxa"/>
+              <w:end w:w="80" w:type="dxa"/>
+            </w:tcMar>
+            <w:vAlign w:val="top"/>
+          </w:tcPr>
+          <w:p>
+            <w:pPr>
+              <w:spacing w:after="0"/>
+            </w:pPr>
+            <w:r>
+              <w:rPr>
+                <w:rFonts w:ascii="Aptos" w:hAnsi="Aptos" w:eastAsia="Arial"/>
+                <w:b w:val="0"/>
+                <w:color w:val="0F172A"/>
+                <w:sz w:val="16"/>
+              </w:rPr>
+              <w:t>Runtime</w:t>
+            </w:r>
+          </w:p>
+        </w:tc>
+        <w:tc>
+          <w:tcPr>
+            <w:tcW w:type="dxa" w:w="1933"/>
+            <w:shd w:fill="FFFFFF"/>
+            <w:tcBorders>
+              <w:top w:val="single" w:sz="6" w:color="CBD5E1"/>
+              <w:left w:val="single" w:sz="6" w:color="CBD5E1"/>
+              <w:bottom w:val="single" w:sz="6" w:color="CBD5E1"/>
+              <w:right w:val="single" w:sz="6" w:color="CBD5E1"/>
+              <w:insideH w:val="single" w:sz="6" w:color="CBD5E1"/>
+              <w:insideV w:val="single" w:sz="6" w:color="CBD5E1"/>
+            </w:tcBorders>
+            <w:tcMar>
+              <w:top w:w="70" w:type="dxa"/>
+              <w:start w:w="80" w:type="dxa"/>
+              <w:bottom w:w="70" w:type="dxa"/>
+              <w:end w:w="80" w:type="dxa"/>
+            </w:tcMar>
+            <w:vAlign w:val="top"/>
+          </w:tcPr>
+          <w:p>
+            <w:pPr>
+              <w:spacing w:after="0"/>
+            </w:pPr>
+            <w:r>
+              <w:rPr>
+                <w:rFonts w:ascii="Aptos" w:hAnsi="Aptos" w:eastAsia="Arial"/>
+                <w:b w:val="0"/>
+                <w:color w:val="0F172A"/>
+                <w:sz w:val="16"/>
+              </w:rPr>
+              <w:t>Worker singleton; request id; timeout 45 giây</w:t>
+            </w:r>
+          </w:p>
+        </w:tc>
+        <w:tc>
+          <w:tcPr>
+            <w:tcW w:type="dxa" w:w="1933"/>
+            <w:shd w:fill="FFFFFF"/>
+            <w:tcBorders>
+              <w:top w:val="single" w:sz="6" w:color="CBD5E1"/>
+              <w:left w:val="single" w:sz="6" w:color="CBD5E1"/>
+              <w:bottom w:val="single" w:sz="6" w:color="CBD5E1"/>
+              <w:right w:val="single" w:sz="6" w:color="CBD5E1"/>
+              <w:insideH w:val="single" w:sz="6" w:color="CBD5E1"/>
+              <w:insideV w:val="single" w:sz="6" w:color="CBD5E1"/>
+            </w:tcBorders>
+            <w:tcMar>
+              <w:top w:w="70" w:type="dxa"/>
+              <w:start w:w="80" w:type="dxa"/>
+              <w:bottom w:w="70" w:type="dxa"/>
+              <w:end w:w="80" w:type="dxa"/>
+            </w:tcMar>
+            <w:vAlign w:val="top"/>
+          </w:tcPr>
+          <w:p>
+            <w:pPr>
+              <w:spacing w:after="0"/>
+            </w:pPr>
+            <w:r>
+              <w:rPr>
+                <w:rFonts w:ascii="Aptos" w:hAnsi="Aptos" w:eastAsia="Arial"/>
+                <w:b w:val="0"/>
+                <w:color w:val="0F172A"/>
+                <w:sz w:val="16"/>
+              </w:rPr>
+              <w:t>Trả faceCount mới nhất</w:t>
+            </w:r>
+          </w:p>
+        </w:tc>
+        <w:tc>
+          <w:tcPr>
+            <w:tcW w:type="dxa" w:w="1933"/>
+            <w:shd w:fill="FFFFFF"/>
+            <w:tcBorders>
+              <w:top w:val="single" w:sz="6" w:color="CBD5E1"/>
+              <w:left w:val="single" w:sz="6" w:color="CBD5E1"/>
+              <w:bottom w:val="single" w:sz="6" w:color="CBD5E1"/>
+              <w:right w:val="single" w:sz="6" w:color="CBD5E1"/>
+              <w:insideH w:val="single" w:sz="6" w:color="CBD5E1"/>
+              <w:insideV w:val="single" w:sz="6" w:color="CBD5E1"/>
+            </w:tcBorders>
+            <w:tcMar>
+              <w:top w:w="70" w:type="dxa"/>
+              <w:start w:w="80" w:type="dxa"/>
+              <w:bottom w:w="70" w:type="dxa"/>
+              <w:end w:w="80" w:type="dxa"/>
+            </w:tcMar>
+            <w:vAlign w:val="top"/>
+          </w:tcPr>
+          <w:p>
+            <w:pPr>
+              <w:spacing w:after="0"/>
+            </w:pPr>
+            <w:r>
+              <w:rPr>
+                <w:rFonts w:ascii="Aptos" w:hAnsi="Aptos" w:eastAsia="Arial"/>
+                <w:b w:val="0"/>
+                <w:color w:val="0F172A"/>
+                <w:sz w:val="16"/>
+              </w:rPr>
+              <w:t>Fail closed; reset worker</w:t>
+            </w:r>
+          </w:p>
+        </w:tc>
+        <w:tc>
+          <w:tcPr>
+            <w:tcW w:type="dxa" w:w="1933"/>
+            <w:shd w:fill="FFFFFF"/>
+            <w:tcBorders>
+              <w:top w:val="single" w:sz="6" w:color="CBD5E1"/>
+              <w:left w:val="single" w:sz="6" w:color="CBD5E1"/>
+              <w:bottom w:val="single" w:sz="6" w:color="CBD5E1"/>
+              <w:right w:val="single" w:sz="6" w:color="CBD5E1"/>
+              <w:insideH w:val="single" w:sz="6" w:color="CBD5E1"/>
+              <w:insideV w:val="single" w:sz="6" w:color="CBD5E1"/>
+            </w:tcBorders>
+            <w:tcMar>
+              <w:top w:w="70" w:type="dxa"/>
+              <w:start w:w="80" w:type="dxa"/>
+              <w:bottom w:w="70" w:type="dxa"/>
+              <w:end w:w="80" w:type="dxa"/>
+            </w:tcMar>
+            <w:vAlign w:val="top"/>
+          </w:tcPr>
+          <w:p>
+            <w:pPr>
+              <w:spacing w:after="0"/>
+            </w:pPr>
+            <w:r>
+              <w:rPr>
+                <w:rFonts w:ascii="Aptos" w:hAnsi="Aptos" w:eastAsia="Arial"/>
+                <w:b w:val="0"/>
+                <w:color w:val="0F172A"/>
+                <w:sz w:val="16"/>
+              </w:rPr>
+              <w:t>Khả dụng tuyệt đối của CDN/browser</w:t>
+            </w:r>
+          </w:p>
+        </w:tc>
+      </w:tr>
+      <w:tr>
+        <w:trPr>
+          <w:cantSplit/>
+        </w:trPr>
+        <w:tc>
+          <w:tcPr>
+            <w:tcW w:type="dxa" w:w="1933"/>
+            <w:shd w:fill="F8FAFC"/>
+            <w:tcBorders>
+              <w:top w:val="single" w:sz="6" w:color="CBD5E1"/>
+              <w:left w:val="single" w:sz="6" w:color="CBD5E1"/>
+              <w:bottom w:val="single" w:sz="6" w:color="CBD5E1"/>
+              <w:right w:val="single" w:sz="6" w:color="CBD5E1"/>
+              <w:insideH w:val="single" w:sz="6" w:color="CBD5E1"/>
+              <w:insideV w:val="single" w:sz="6" w:color="CBD5E1"/>
+            </w:tcBorders>
+            <w:tcMar>
+              <w:top w:w="70" w:type="dxa"/>
+              <w:start w:w="80" w:type="dxa"/>
+              <w:bottom w:w="70" w:type="dxa"/>
+              <w:end w:w="80" w:type="dxa"/>
+            </w:tcMar>
+            <w:vAlign w:val="top"/>
+          </w:tcPr>
+          <w:p>
+            <w:pPr>
+              <w:spacing w:after="0"/>
+            </w:pPr>
+            <w:r>
+              <w:rPr>
+                <w:rFonts w:ascii="Aptos" w:hAnsi="Aptos" w:eastAsia="Arial"/>
+                <w:b w:val="0"/>
+                <w:color w:val="0F172A"/>
+                <w:sz w:val="16"/>
+              </w:rPr>
+              <w:t>Privacy</w:t>
+            </w:r>
+          </w:p>
+        </w:tc>
+        <w:tc>
+          <w:tcPr>
+            <w:tcW w:type="dxa" w:w="1933"/>
+            <w:shd w:fill="F8FAFC"/>
+            <w:tcBorders>
+              <w:top w:val="single" w:sz="6" w:color="CBD5E1"/>
+              <w:left w:val="single" w:sz="6" w:color="CBD5E1"/>
+              <w:bottom w:val="single" w:sz="6" w:color="CBD5E1"/>
+              <w:right w:val="single" w:sz="6" w:color="CBD5E1"/>
+              <w:insideH w:val="single" w:sz="6" w:color="CBD5E1"/>
+              <w:insideV w:val="single" w:sz="6" w:color="CBD5E1"/>
+            </w:tcBorders>
+            <w:tcMar>
+              <w:top w:w="70" w:type="dxa"/>
+              <w:start w:w="80" w:type="dxa"/>
+              <w:bottom w:w="70" w:type="dxa"/>
+              <w:end w:w="80" w:type="dxa"/>
+            </w:tcMar>
+            <w:vAlign w:val="top"/>
+          </w:tcPr>
+          <w:p>
+            <w:pPr>
+              <w:spacing w:after="0"/>
+            </w:pPr>
+            <w:r>
+              <w:rPr>
+                <w:rFonts w:ascii="Aptos" w:hAnsi="Aptos" w:eastAsia="Arial"/>
+                <w:b w:val="0"/>
+                <w:color w:val="0F172A"/>
+                <w:sz w:val="16"/>
+              </w:rPr>
+              <w:t>ImageBitmap transfer; model local; WASM runtime CDN</w:t>
+            </w:r>
+          </w:p>
+        </w:tc>
+        <w:tc>
+          <w:tcPr>
+            <w:tcW w:type="dxa" w:w="1933"/>
+            <w:shd w:fill="F8FAFC"/>
+            <w:tcBorders>
+              <w:top w:val="single" w:sz="6" w:color="CBD5E1"/>
+              <w:left w:val="single" w:sz="6" w:color="CBD5E1"/>
+              <w:bottom w:val="single" w:sz="6" w:color="CBD5E1"/>
+              <w:right w:val="single" w:sz="6" w:color="CBD5E1"/>
+              <w:insideH w:val="single" w:sz="6" w:color="CBD5E1"/>
+              <w:insideV w:val="single" w:sz="6" w:color="CBD5E1"/>
+            </w:tcBorders>
+            <w:tcMar>
+              <w:top w:w="70" w:type="dxa"/>
+              <w:start w:w="80" w:type="dxa"/>
+              <w:bottom w:w="70" w:type="dxa"/>
+              <w:end w:w="80" w:type="dxa"/>
+            </w:tcMar>
+            <w:vAlign w:val="top"/>
+          </w:tcPr>
+          <w:p>
+            <w:pPr>
+              <w:spacing w:after="0"/>
+            </w:pPr>
+            <w:r>
+              <w:rPr>
+                <w:rFonts w:ascii="Aptos" w:hAnsi="Aptos" w:eastAsia="Arial"/>
+                <w:b w:val="0"/>
+                <w:color w:val="0F172A"/>
+                <w:sz w:val="16"/>
+              </w:rPr>
+              <w:t>Không upload trong preflight</w:t>
+            </w:r>
+          </w:p>
+        </w:tc>
+        <w:tc>
+          <w:tcPr>
+            <w:tcW w:type="dxa" w:w="1933"/>
+            <w:shd w:fill="F8FAFC"/>
+            <w:tcBorders>
+              <w:top w:val="single" w:sz="6" w:color="CBD5E1"/>
+              <w:left w:val="single" w:sz="6" w:color="CBD5E1"/>
+              <w:bottom w:val="single" w:sz="6" w:color="CBD5E1"/>
+              <w:right w:val="single" w:sz="6" w:color="CBD5E1"/>
+              <w:insideH w:val="single" w:sz="6" w:color="CBD5E1"/>
+              <w:insideV w:val="single" w:sz="6" w:color="CBD5E1"/>
+            </w:tcBorders>
+            <w:tcMar>
+              <w:top w:w="70" w:type="dxa"/>
+              <w:start w:w="80" w:type="dxa"/>
+              <w:bottom w:w="70" w:type="dxa"/>
+              <w:end w:w="80" w:type="dxa"/>
+            </w:tcMar>
+            <w:vAlign w:val="top"/>
+          </w:tcPr>
+          <w:p>
+            <w:pPr>
+              <w:spacing w:after="0"/>
+            </w:pPr>
+            <w:r>
+              <w:rPr>
+                <w:rFonts w:ascii="Aptos" w:hAnsi="Aptos" w:eastAsia="Arial"/>
+                <w:b w:val="0"/>
+                <w:color w:val="0F172A"/>
+                <w:sz w:val="16"/>
+              </w:rPr>
+              <w:t>Không tạo job khi reject</w:t>
+            </w:r>
+          </w:p>
+        </w:tc>
+        <w:tc>
+          <w:tcPr>
+            <w:tcW w:type="dxa" w:w="1933"/>
+            <w:shd w:fill="F8FAFC"/>
+            <w:tcBorders>
+              <w:top w:val="single" w:sz="6" w:color="CBD5E1"/>
+              <w:left w:val="single" w:sz="6" w:color="CBD5E1"/>
+              <w:bottom w:val="single" w:sz="6" w:color="CBD5E1"/>
+              <w:right w:val="single" w:sz="6" w:color="CBD5E1"/>
+              <w:insideH w:val="single" w:sz="6" w:color="CBD5E1"/>
+              <w:insideV w:val="single" w:sz="6" w:color="CBD5E1"/>
+            </w:tcBorders>
+            <w:tcMar>
+              <w:top w:w="70" w:type="dxa"/>
+              <w:start w:w="80" w:type="dxa"/>
+              <w:bottom w:w="70" w:type="dxa"/>
+              <w:end w:w="80" w:type="dxa"/>
+            </w:tcMar>
+            <w:vAlign w:val="top"/>
+          </w:tcPr>
+          <w:p>
+            <w:pPr>
+              <w:spacing w:after="0"/>
+            </w:pPr>
+            <w:r>
+              <w:rPr>
+                <w:rFonts w:ascii="Aptos" w:hAnsi="Aptos" w:eastAsia="Arial"/>
+                <w:b w:val="0"/>
+                <w:color w:val="0F172A"/>
+                <w:sz w:val="16"/>
+              </w:rPr>
+              <w:t>Ảnh accepted không rời thiết bị sau khi Generate</w:t>
+            </w:r>
+          </w:p>
+        </w:tc>
+      </w:tr>
+      <w:tr>
+        <w:trPr>
+          <w:cantSplit/>
+        </w:trPr>
+        <w:tc>
+          <w:tcPr>
+            <w:tcW w:type="dxa" w:w="1933"/>
+            <w:shd w:fill="FFFFFF"/>
+            <w:tcBorders>
+              <w:top w:val="single" w:sz="6" w:color="CBD5E1"/>
+              <w:left w:val="single" w:sz="6" w:color="CBD5E1"/>
+              <w:bottom w:val="single" w:sz="6" w:color="CBD5E1"/>
+              <w:right w:val="single" w:sz="6" w:color="CBD5E1"/>
+              <w:insideH w:val="single" w:sz="6" w:color="CBD5E1"/>
+              <w:insideV w:val="single" w:sz="6" w:color="CBD5E1"/>
+            </w:tcBorders>
+            <w:tcMar>
+              <w:top w:w="70" w:type="dxa"/>
+              <w:start w:w="80" w:type="dxa"/>
+              <w:bottom w:w="70" w:type="dxa"/>
+              <w:end w:w="80" w:type="dxa"/>
+            </w:tcMar>
+            <w:vAlign w:val="top"/>
+          </w:tcPr>
+          <w:p>
+            <w:pPr>
+              <w:spacing w:after="0"/>
+            </w:pPr>
+            <w:r>
+              <w:rPr>
+                <w:rFonts w:ascii="Aptos" w:hAnsi="Aptos" w:eastAsia="Arial"/>
+                <w:b w:val="0"/>
+                <w:color w:val="0F172A"/>
+                <w:sz w:val="16"/>
+              </w:rPr>
+              <w:t>Authoritative API</w:t>
+            </w:r>
+          </w:p>
+        </w:tc>
+        <w:tc>
+          <w:tcPr>
+            <w:tcW w:type="dxa" w:w="1933"/>
+            <w:shd w:fill="FFFFFF"/>
+            <w:tcBorders>
+              <w:top w:val="single" w:sz="6" w:color="CBD5E1"/>
+              <w:left w:val="single" w:sz="6" w:color="CBD5E1"/>
+              <w:bottom w:val="single" w:sz="6" w:color="CBD5E1"/>
+              <w:right w:val="single" w:sz="6" w:color="CBD5E1"/>
+              <w:insideH w:val="single" w:sz="6" w:color="CBD5E1"/>
+              <w:insideV w:val="single" w:sz="6" w:color="CBD5E1"/>
+            </w:tcBorders>
+            <w:tcMar>
+              <w:top w:w="70" w:type="dxa"/>
+              <w:start w:w="80" w:type="dxa"/>
+              <w:bottom w:w="70" w:type="dxa"/>
+              <w:end w:w="80" w:type="dxa"/>
+            </w:tcMar>
+            <w:vAlign w:val="top"/>
+          </w:tcPr>
+          <w:p>
+            <w:pPr>
+              <w:spacing w:after="0"/>
+            </w:pPr>
+            <w:r>
+              <w:rPr>
+                <w:rFonts w:ascii="Aptos" w:hAnsi="Aptos" w:eastAsia="Arial"/>
+                <w:b w:val="0"/>
+                <w:color w:val="0F172A"/>
+                <w:sz w:val="16"/>
+              </w:rPr>
+              <w:t>Chưa có server face detector</w:t>
+            </w:r>
+          </w:p>
+        </w:tc>
+        <w:tc>
+          <w:tcPr>
+            <w:tcW w:type="dxa" w:w="1933"/>
+            <w:shd w:fill="FFFFFF"/>
+            <w:tcBorders>
+              <w:top w:val="single" w:sz="6" w:color="CBD5E1"/>
+              <w:left w:val="single" w:sz="6" w:color="CBD5E1"/>
+              <w:bottom w:val="single" w:sz="6" w:color="CBD5E1"/>
+              <w:right w:val="single" w:sz="6" w:color="CBD5E1"/>
+              <w:insideH w:val="single" w:sz="6" w:color="CBD5E1"/>
+              <w:insideV w:val="single" w:sz="6" w:color="CBD5E1"/>
+            </w:tcBorders>
+            <w:tcMar>
+              <w:top w:w="70" w:type="dxa"/>
+              <w:start w:w="80" w:type="dxa"/>
+              <w:bottom w:w="70" w:type="dxa"/>
+              <w:end w:w="80" w:type="dxa"/>
+            </w:tcMar>
+            <w:vAlign w:val="top"/>
+          </w:tcPr>
+          <w:p>
+            <w:pPr>
+              <w:spacing w:after="0"/>
+            </w:pPr>
+            <w:r>
+              <w:rPr>
+                <w:rFonts w:ascii="Aptos" w:hAnsi="Aptos" w:eastAsia="Arial"/>
+                <w:b w:val="0"/>
+                <w:color w:val="0F172A"/>
+                <w:sz w:val="16"/>
+              </w:rPr>
+              <w:t>Backend vẫn kiểm MIME/bytes/decode/40 MP</w:t>
+            </w:r>
+          </w:p>
+        </w:tc>
+        <w:tc>
+          <w:tcPr>
+            <w:tcW w:type="dxa" w:w="1933"/>
+            <w:shd w:fill="FFFFFF"/>
+            <w:tcBorders>
+              <w:top w:val="single" w:sz="6" w:color="CBD5E1"/>
+              <w:left w:val="single" w:sz="6" w:color="CBD5E1"/>
+              <w:bottom w:val="single" w:sz="6" w:color="CBD5E1"/>
+              <w:right w:val="single" w:sz="6" w:color="CBD5E1"/>
+              <w:insideH w:val="single" w:sz="6" w:color="CBD5E1"/>
+              <w:insideV w:val="single" w:sz="6" w:color="CBD5E1"/>
+            </w:tcBorders>
+            <w:tcMar>
+              <w:top w:w="70" w:type="dxa"/>
+              <w:start w:w="80" w:type="dxa"/>
+              <w:bottom w:w="70" w:type="dxa"/>
+              <w:end w:w="80" w:type="dxa"/>
+            </w:tcMar>
+            <w:vAlign w:val="top"/>
+          </w:tcPr>
+          <w:p>
+            <w:pPr>
+              <w:spacing w:after="0"/>
+            </w:pPr>
+            <w:r>
+              <w:rPr>
+                <w:rFonts w:ascii="Aptos" w:hAnsi="Aptos" w:eastAsia="Arial"/>
+                <w:b w:val="0"/>
+                <w:color w:val="0F172A"/>
+                <w:sz w:val="16"/>
+              </w:rPr>
+              <w:t>Direct caller bypass client gate</w:t>
+            </w:r>
+          </w:p>
+        </w:tc>
+        <w:tc>
+          <w:tcPr>
+            <w:tcW w:type="dxa" w:w="1933"/>
+            <w:shd w:fill="FFFFFF"/>
+            <w:tcBorders>
+              <w:top w:val="single" w:sz="6" w:color="CBD5E1"/>
+              <w:left w:val="single" w:sz="6" w:color="CBD5E1"/>
+              <w:bottom w:val="single" w:sz="6" w:color="CBD5E1"/>
+              <w:right w:val="single" w:sz="6" w:color="CBD5E1"/>
+              <w:insideH w:val="single" w:sz="6" w:color="CBD5E1"/>
+              <w:insideV w:val="single" w:sz="6" w:color="CBD5E1"/>
+            </w:tcBorders>
+            <w:tcMar>
+              <w:top w:w="70" w:type="dxa"/>
+              <w:start w:w="80" w:type="dxa"/>
+              <w:bottom w:w="70" w:type="dxa"/>
+              <w:end w:w="80" w:type="dxa"/>
+            </w:tcMar>
+            <w:vAlign w:val="top"/>
+          </w:tcPr>
+          <w:p>
+            <w:pPr>
+              <w:spacing w:after="0"/>
+            </w:pPr>
+            <w:r>
+              <w:rPr>
+                <w:rFonts w:ascii="Aptos" w:hAnsi="Aptos" w:eastAsia="Arial"/>
+                <w:b w:val="0"/>
+                <w:color w:val="0F172A"/>
+                <w:sz w:val="16"/>
+              </w:rPr>
+              <w:t>Semantic face/person policy</w:t>
+            </w:r>
+          </w:p>
+        </w:tc>
+      </w:tr>
+      <w:tr>
+        <w:trPr>
+          <w:cantSplit/>
+        </w:trPr>
+        <w:tc>
+          <w:tcPr>
+            <w:tcW w:type="dxa" w:w="1933"/>
+            <w:shd w:fill="F8FAFC"/>
+            <w:tcBorders>
+              <w:top w:val="single" w:sz="6" w:color="CBD5E1"/>
+              <w:left w:val="single" w:sz="6" w:color="CBD5E1"/>
+              <w:bottom w:val="single" w:sz="6" w:color="CBD5E1"/>
+              <w:right w:val="single" w:sz="6" w:color="CBD5E1"/>
+              <w:insideH w:val="single" w:sz="6" w:color="CBD5E1"/>
+              <w:insideV w:val="single" w:sz="6" w:color="CBD5E1"/>
+            </w:tcBorders>
+            <w:tcMar>
+              <w:top w:w="70" w:type="dxa"/>
+              <w:start w:w="80" w:type="dxa"/>
+              <w:bottom w:w="70" w:type="dxa"/>
+              <w:end w:w="80" w:type="dxa"/>
+            </w:tcMar>
+            <w:vAlign w:val="top"/>
+          </w:tcPr>
+          <w:p>
+            <w:pPr>
+              <w:spacing w:after="0"/>
+            </w:pPr>
+            <w:r>
+              <w:rPr>
+                <w:rFonts w:ascii="Aptos" w:hAnsi="Aptos" w:eastAsia="Arial"/>
+                <w:b w:val="0"/>
+                <w:color w:val="0F172A"/>
+                <w:sz w:val="16"/>
+              </w:rPr>
+              <w:t>Browser memory</w:t>
+            </w:r>
+          </w:p>
+        </w:tc>
+        <w:tc>
+          <w:tcPr>
+            <w:tcW w:type="dxa" w:w="1933"/>
+            <w:shd w:fill="F8FAFC"/>
+            <w:tcBorders>
+              <w:top w:val="single" w:sz="6" w:color="CBD5E1"/>
+              <w:left w:val="single" w:sz="6" w:color="CBD5E1"/>
+              <w:bottom w:val="single" w:sz="6" w:color="CBD5E1"/>
+              <w:right w:val="single" w:sz="6" w:color="CBD5E1"/>
+              <w:insideH w:val="single" w:sz="6" w:color="CBD5E1"/>
+              <w:insideV w:val="single" w:sz="6" w:color="CBD5E1"/>
+            </w:tcBorders>
+            <w:tcMar>
+              <w:top w:w="70" w:type="dxa"/>
+              <w:start w:w="80" w:type="dxa"/>
+              <w:bottom w:w="70" w:type="dxa"/>
+              <w:end w:w="80" w:type="dxa"/>
+            </w:tcMar>
+            <w:vAlign w:val="top"/>
+          </w:tcPr>
+          <w:p>
+            <w:pPr>
+              <w:spacing w:after="0"/>
+            </w:pPr>
+            <w:r>
+              <w:rPr>
+                <w:rFonts w:ascii="Aptos" w:hAnsi="Aptos" w:eastAsia="Arial"/>
+                <w:b w:val="0"/>
+                <w:color w:val="0F172A"/>
+                <w:sz w:val="16"/>
+              </w:rPr>
+              <w:t>createImageBitmap xảy ra trước backend 40 MP guard</w:t>
+            </w:r>
+          </w:p>
+        </w:tc>
+        <w:tc>
+          <w:tcPr>
+            <w:tcW w:type="dxa" w:w="1933"/>
+            <w:shd w:fill="F8FAFC"/>
+            <w:tcBorders>
+              <w:top w:val="single" w:sz="6" w:color="CBD5E1"/>
+              <w:left w:val="single" w:sz="6" w:color="CBD5E1"/>
+              <w:bottom w:val="single" w:sz="6" w:color="CBD5E1"/>
+              <w:right w:val="single" w:sz="6" w:color="CBD5E1"/>
+              <w:insideH w:val="single" w:sz="6" w:color="CBD5E1"/>
+              <w:insideV w:val="single" w:sz="6" w:color="CBD5E1"/>
+            </w:tcBorders>
+            <w:tcMar>
+              <w:top w:w="70" w:type="dxa"/>
+              <w:start w:w="80" w:type="dxa"/>
+              <w:bottom w:w="70" w:type="dxa"/>
+              <w:end w:w="80" w:type="dxa"/>
+            </w:tcMar>
+            <w:vAlign w:val="top"/>
+          </w:tcPr>
+          <w:p>
+            <w:pPr>
+              <w:spacing w:after="0"/>
+            </w:pPr>
+            <w:r>
+              <w:rPr>
+                <w:rFonts w:ascii="Aptos" w:hAnsi="Aptos" w:eastAsia="Arial"/>
+                <w:b w:val="0"/>
+                <w:color w:val="0F172A"/>
+                <w:sz w:val="16"/>
+              </w:rPr>
+              <w:t>Ảnh thường xử lý cục bộ</w:t>
+            </w:r>
+          </w:p>
+        </w:tc>
+        <w:tc>
+          <w:tcPr>
+            <w:tcW w:type="dxa" w:w="1933"/>
+            <w:shd w:fill="F8FAFC"/>
+            <w:tcBorders>
+              <w:top w:val="single" w:sz="6" w:color="CBD5E1"/>
+              <w:left w:val="single" w:sz="6" w:color="CBD5E1"/>
+              <w:bottom w:val="single" w:sz="6" w:color="CBD5E1"/>
+              <w:right w:val="single" w:sz="6" w:color="CBD5E1"/>
+              <w:insideH w:val="single" w:sz="6" w:color="CBD5E1"/>
+              <w:insideV w:val="single" w:sz="6" w:color="CBD5E1"/>
+            </w:tcBorders>
+            <w:tcMar>
+              <w:top w:w="70" w:type="dxa"/>
+              <w:start w:w="80" w:type="dxa"/>
+              <w:bottom w:w="70" w:type="dxa"/>
+              <w:end w:w="80" w:type="dxa"/>
+            </w:tcMar>
+            <w:vAlign w:val="top"/>
+          </w:tcPr>
+          <w:p>
+            <w:pPr>
+              <w:spacing w:after="0"/>
+            </w:pPr>
+            <w:r>
+              <w:rPr>
+                <w:rFonts w:ascii="Aptos" w:hAnsi="Aptos" w:eastAsia="Arial"/>
+                <w:b w:val="0"/>
+                <w:color w:val="0F172A"/>
+                <w:sz w:val="16"/>
+              </w:rPr>
+              <w:t>Ảnh nén có pixel cực lớn có thể gây memory pressure</w:t>
+            </w:r>
+          </w:p>
+        </w:tc>
+        <w:tc>
+          <w:tcPr>
+            <w:tcW w:type="dxa" w:w="1933"/>
+            <w:shd w:fill="F8FAFC"/>
+            <w:tcBorders>
+              <w:top w:val="single" w:sz="6" w:color="CBD5E1"/>
+              <w:left w:val="single" w:sz="6" w:color="CBD5E1"/>
+              <w:bottom w:val="single" w:sz="6" w:color="CBD5E1"/>
+              <w:right w:val="single" w:sz="6" w:color="CBD5E1"/>
+              <w:insideH w:val="single" w:sz="6" w:color="CBD5E1"/>
+              <w:insideV w:val="single" w:sz="6" w:color="CBD5E1"/>
+            </w:tcBorders>
+            <w:tcMar>
+              <w:top w:w="70" w:type="dxa"/>
+              <w:start w:w="80" w:type="dxa"/>
+              <w:bottom w:w="70" w:type="dxa"/>
+              <w:end w:w="80" w:type="dxa"/>
+            </w:tcMar>
+            <w:vAlign w:val="top"/>
+          </w:tcPr>
+          <w:p>
+            <w:pPr>
+              <w:spacing w:after="0"/>
+            </w:pPr>
+            <w:r>
+              <w:rPr>
+                <w:rFonts w:ascii="Aptos" w:hAnsi="Aptos" w:eastAsia="Arial"/>
+                <w:b w:val="0"/>
+                <w:color w:val="0F172A"/>
+                <w:sz w:val="16"/>
+              </w:rPr>
+              <w:t>Decompression safety hoàn chỉnh</w:t>
+            </w:r>
+          </w:p>
+        </w:tc>
+      </w:tr>
+    </w:tbl>
+    <w:p>
+      <w:pPr>
+        <w:spacing w:before="0" w:after="0" w:line="20" w:lineRule="exact"/>
+      </w:pPr>
+      <w:r>
+        <w:rPr>
+          <w:sz w:val="2"/>
+        </w:rPr>
+        <w:t xml:space="preserve"> </w:t>
       </w:r>
     </w:p>
     <w:sectPr>
@@ -5449,7 +6894,7 @@
               <w:color w:val="475569"/>
               <w:sz w:val="16"/>
             </w:rPr>
-            <w:t>kien_v5 @ c09e26a  •  2026-08-09</w:t>
+            <w:t>kien_v5 @ 4d23b9a + working tree</w:t>
           </w:r>
         </w:p>
       </w:tc>
